--- a/docpac_240502/Unit4Lesson5/Unit4Lesson5.docx
+++ b/docpac_240502/Unit4Lesson5/Unit4Lesson5.docx
@@ -12684,7 +12684,7 @@
           <w:sz w:val="20"/>
           <w:szCs w:val="20"/>
         </w:rPr>
-        <w:t>Week 4/</w:t>
+        <w:t>Unit4Lesson5/</w:t>
       </w:r>
     </w:p>
     <w:p>
